--- a/docs/Oros - CKM Data Readiness - Remediation Roles and Accountability.docx
+++ b/docs/Oros - CKM Data Readiness - Remediation Roles and Accountability.docx
@@ -57,15 +57,7 @@
         <w:spacing w:after="140"/>
       </w:pPr>
       <w:r>
-        <w:t xml:space="preserve">This document defines who is responsible for what across each phase of data quality evaluation and remediation. It uses the seven functional roles defined in the Operational Governance </w:t>
-      </w:r>
-      <w:proofErr w:type="gramStart"/>
-      <w:r>
-        <w:t>Framework, and</w:t>
-      </w:r>
-      <w:proofErr w:type="gramEnd"/>
-      <w:r>
-        <w:t xml:space="preserve"> covers both human-led and AI-assisted remediation tasks.</w:t>
+        <w:t>This document defines who is responsible for what across each phase of data quality evaluation and remediation. It uses the seven functional roles defined in the Operational Governance Framework, and covers both human-led and AI-assisted remediation tasks.</w:t>
       </w:r>
     </w:p>
     <w:p>
@@ -78,23 +70,37 @@
         <w:spacing w:after="140"/>
       </w:pPr>
       <w:r>
-        <w:t xml:space="preserve">The Program Coordinator role is </w:t>
+        <w:t>The Program Coordinator role is delegatable. In the Colorado pilot it is assigned to Oros. In other regional contexts it may be assigned to a different qualified organization. All other roles are defined by function and are assigned based on who is best positioned to act in a given region or condition.</w:t>
       </w:r>
-      <w:proofErr w:type="spellStart"/>
+    </w:p>
+    <w:p>
+      <w:pPr>
+        <w:spacing w:after="100"/>
+      </w:pPr>
+    </w:p>
+    <w:p>
+      <w:pPr>
+        <w:spacing w:after="140"/>
+      </w:pPr>
       <w:r>
-        <w:t>delegatable</w:t>
+        <w:rPr>
+          <w:b/>
+        </w:rPr>
+        <w:t>Notification-timing principle.</w:t>
       </w:r>
-      <w:proofErr w:type="spellEnd"/>
       <w:r>
-        <w:t xml:space="preserve">. In the Colorado pilot it is assigned to Oros. In other regional contexts it may be assigned to a different qualified organization. All other roles are defined by function and are assigned based on who is best positioned to act </w:t>
+        <w:t xml:space="preserve"> A blocker should notify and route as early as it is detectable and as automatically as it is operationalizable. Foundational readiness blockers (structural and conformance issues) are detected earliest, at the door, before use-case scoring, and are often the most automatable, routed straight to the source feed owner. Fit-for-purpose readiness blockers are detected during use-case scoring and routed per use case, with delivery ranging from automated work item to liaison-mediated depending on who must act. The foundational-versus-fit-for-purpose readiness distinction is defined in Methodology Architecture, Section 6.</w:t>
       </w:r>
-      <w:proofErr w:type="gramStart"/>
+    </w:p>
+    <w:p>
+      <w:pPr>
+        <w:spacing w:after="140"/>
+      </w:pPr>
       <w:r>
-        <w:t>in a given</w:t>
-      </w:r>
-      <w:proofErr w:type="gramEnd"/>
-      <w:r>
-        <w:t xml:space="preserve"> region or condition.</w:t>
+        <w:rPr>
+          <w:i/>
+        </w:rPr>
+        <w:t>Note: the governance phases used in this document (Phase 1, Data Intake and Transport; Phase 2, Data Quality Evaluation and Normalization; and the phases that follow) are an operational workflow sequence. They are distinct from the two readiness phases, Foundational readiness and Fit-for-purpose readiness, defined in Methodology Architecture, Section 6. The two are different axes and should not be conflated.</w:t>
       </w:r>
     </w:p>
     <w:p>
@@ -540,12 +546,6 @@
                 <w:szCs w:val="19"/>
               </w:rPr>
               <w:t xml:space="preserve">Data aggregation, transport, identity resolution, and feed routing across the regional ecosystem. </w:t>
-            </w:r>
-            <w:r>
-              <w:rPr>
-                <w:sz w:val="19"/>
-                <w:szCs w:val="19"/>
-              </w:rPr>
               <w:lastRenderedPageBreak/>
               <w:t>The technical hub through which clinical data flows before reaching the readiness infrastructure.</w:t>
             </w:r>
@@ -726,23 +726,7 @@
                 <w:sz w:val="19"/>
                 <w:szCs w:val="19"/>
               </w:rPr>
-              <w:t xml:space="preserve">Infrastructure design and deployment, readiness methodology, scoring engine, issue classification, AI-assisted patch generation, and technical assistance to participating sites. This role is </w:t>
-            </w:r>
-            <w:proofErr w:type="spellStart"/>
-            <w:r>
-              <w:rPr>
-                <w:sz w:val="19"/>
-                <w:szCs w:val="19"/>
-              </w:rPr>
-              <w:t>delegatable</w:t>
-            </w:r>
-            <w:proofErr w:type="spellEnd"/>
-            <w:r>
-              <w:rPr>
-                <w:sz w:val="19"/>
-                <w:szCs w:val="19"/>
-              </w:rPr>
-              <w:t xml:space="preserve"> and is assigned to the organization leading a given regional engagement.</w:t>
+              <w:t>Infrastructure design and deployment, readiness methodology, scoring engine, issue classification, AI-assisted patch generation, and technical assistance to participating sites. This role is delegatable and is assigned to the organization leading a given regional engagement.</w:t>
             </w:r>
           </w:p>
         </w:tc>
@@ -5923,23 +5907,7 @@
                 <w:sz w:val="18"/>
                 <w:szCs w:val="18"/>
               </w:rPr>
-              <w:t xml:space="preserve">Derived metric </w:t>
-            </w:r>
-            <w:proofErr w:type="spellStart"/>
-            <w:r>
-              <w:rPr>
-                <w:sz w:val="18"/>
-                <w:szCs w:val="18"/>
-              </w:rPr>
-              <w:t>recomputation</w:t>
-            </w:r>
-            <w:proofErr w:type="spellEnd"/>
-            <w:r>
-              <w:rPr>
-                <w:sz w:val="18"/>
-                <w:szCs w:val="18"/>
-              </w:rPr>
-              <w:t xml:space="preserve"> from raw data</w:t>
+              <w:t>Derived metric recomputation from raw data</w:t>
             </w:r>
           </w:p>
         </w:tc>
@@ -7692,23 +7660,7 @@
                 <w:sz w:val="19"/>
                 <w:szCs w:val="19"/>
               </w:rPr>
-              <w:t xml:space="preserve">Terminology / code mapping error (invalid </w:t>
-            </w:r>
-            <w:proofErr w:type="spellStart"/>
-            <w:r>
-              <w:rPr>
-                <w:sz w:val="19"/>
-                <w:szCs w:val="19"/>
-              </w:rPr>
-              <w:t>RxNorm</w:t>
-            </w:r>
-            <w:proofErr w:type="spellEnd"/>
-            <w:r>
-              <w:rPr>
-                <w:sz w:val="19"/>
-                <w:szCs w:val="19"/>
-              </w:rPr>
-              <w:t>, malformed ICD-10)</w:t>
+              <w:t>Terminology / code mapping error (invalid RxNorm, malformed ICD-10)</w:t>
             </w:r>
           </w:p>
         </w:tc>
@@ -7851,23 +7803,7 @@
                 <w:sz w:val="19"/>
                 <w:szCs w:val="19"/>
               </w:rPr>
-              <w:t>Date format — auto-</w:t>
-            </w:r>
-            <w:proofErr w:type="spellStart"/>
-            <w:r>
-              <w:rPr>
-                <w:sz w:val="19"/>
-                <w:szCs w:val="19"/>
-              </w:rPr>
-              <w:t>normalizable</w:t>
-            </w:r>
-            <w:proofErr w:type="spellEnd"/>
-            <w:r>
-              <w:rPr>
-                <w:sz w:val="19"/>
-                <w:szCs w:val="19"/>
-              </w:rPr>
-              <w:t xml:space="preserve"> (e.g., MM/DD/YYYY → YYYYMMDD)</w:t>
+              <w:t>Date format — auto-normalizable (e.g., MM/DD/YYYY → YYYYMMDD)</w:t>
             </w:r>
           </w:p>
         </w:tc>
@@ -14445,23 +14381,7 @@
                 <w:sz w:val="19"/>
                 <w:szCs w:val="19"/>
               </w:rPr>
-              <w:t xml:space="preserve">Medication/condition records contain unmappable </w:t>
-            </w:r>
-            <w:proofErr w:type="spellStart"/>
-            <w:r>
-              <w:rPr>
-                <w:sz w:val="19"/>
-                <w:szCs w:val="19"/>
-              </w:rPr>
-              <w:t>RxNorm</w:t>
-            </w:r>
-            <w:proofErr w:type="spellEnd"/>
-            <w:r>
-              <w:rPr>
-                <w:sz w:val="19"/>
-                <w:szCs w:val="19"/>
-              </w:rPr>
-              <w:t xml:space="preserve"> / ICD-10 codes.</w:t>
+              <w:t>Medication/condition records contain unmappable RxNorm / ICD-10 codes.</w:t>
             </w:r>
           </w:p>
         </w:tc>
@@ -14659,12 +14579,6 @@
                 <w:szCs w:val="19"/>
               </w:rPr>
               <w:t xml:space="preserve">Encounter dates in MM/DD/YYYY; unambiguous </w:t>
-            </w:r>
-            <w:r>
-              <w:rPr>
-                <w:sz w:val="19"/>
-                <w:szCs w:val="19"/>
-              </w:rPr>
               <w:lastRenderedPageBreak/>
               <w:t>normalization possible.</w:t>
             </w:r>
@@ -15870,31 +15784,7 @@
         <w:spacing w:after="140"/>
       </w:pPr>
       <w:r>
-        <w:t xml:space="preserve">Condition Module Schema (v0.1, April 2026) — defines the </w:t>
-      </w:r>
-      <w:proofErr w:type="spellStart"/>
-      <w:r>
-        <w:t>remediation_defaults</w:t>
-      </w:r>
-      <w:proofErr w:type="spellEnd"/>
-      <w:r>
-        <w:t xml:space="preserve"> (</w:t>
-      </w:r>
-      <w:proofErr w:type="spellStart"/>
-      <w:r>
-        <w:t>responsible_role</w:t>
-      </w:r>
-      <w:proofErr w:type="spellEnd"/>
-      <w:r>
-        <w:t xml:space="preserve">, phenotype, </w:t>
-      </w:r>
-      <w:proofErr w:type="spellStart"/>
-      <w:r>
-        <w:t>action_required</w:t>
-      </w:r>
-      <w:proofErr w:type="spellEnd"/>
-      <w:r>
-        <w:t>) for each check. The routing in this document is consistent with those defaults.</w:t>
+        <w:t>Condition Module Schema (v0.1, April 2026) — defines the remediation_defaults (responsible_role, phenotype, action_required) for each check. The routing in this document is consistent with those defaults.</w:t>
       </w:r>
     </w:p>
     <w:p>
@@ -15936,29 +15826,7 @@
           <w:sz w:val="18"/>
           <w:szCs w:val="18"/>
         </w:rPr>
-        <w:t xml:space="preserve">Oros — Shared infrastructure for data-driven </w:t>
-      </w:r>
-      <w:proofErr w:type="gramStart"/>
-      <w:r>
-        <w:rPr>
-          <w:i/>
-          <w:iCs/>
-          <w:color w:val="2E75B6"/>
-          <w:sz w:val="18"/>
-          <w:szCs w:val="18"/>
-        </w:rPr>
-        <w:t>care  —</w:t>
-      </w:r>
-      <w:proofErr w:type="gramEnd"/>
-      <w:r>
-        <w:rPr>
-          <w:i/>
-          <w:iCs/>
-          <w:color w:val="2E75B6"/>
-          <w:sz w:val="18"/>
-          <w:szCs w:val="18"/>
-        </w:rPr>
-        <w:t xml:space="preserve">  oros.ai</w:t>
+        <w:t>Oros — Shared infrastructure for data-driven care  —  oros.ai</w:t>
       </w:r>
     </w:p>
     <w:sectPr>
